--- a/3срзсп/2 Создание сайта-визитки-видео.docx
+++ b/3срзсп/2 Создание сайта-визитки-видео.docx
@@ -2679,6 +2679,27 @@
         <w:rPr>
           <w:rFonts w:ascii="Times New Roman" w:eastAsiaTheme="minorHAnsi" w:hAnsi="Times New Roman" w:cs="Times New Roman"/>
           <w:b/>
+          <w:i/>
+          <w:sz w:val="28"/>
+          <w:szCs w:val="28"/>
+          <w:lang w:eastAsia="en-US"/>
+        </w:rPr>
+        <w:t>Дополнительно:</w:t>
+      </w:r>
+      <w:r>
+        <w:rPr>
+          <w:rFonts w:ascii="Times New Roman" w:eastAsiaTheme="minorHAnsi" w:hAnsi="Times New Roman" w:cs="Times New Roman"/>
+          <w:b/>
+          <w:sz w:val="28"/>
+          <w:szCs w:val="28"/>
+          <w:lang w:eastAsia="en-US"/>
+        </w:rPr>
+        <w:t xml:space="preserve"> </w:t>
+      </w:r>
+      <w:r>
+        <w:rPr>
+          <w:rFonts w:ascii="Times New Roman" w:eastAsiaTheme="minorHAnsi" w:hAnsi="Times New Roman" w:cs="Times New Roman"/>
+          <w:b/>
           <w:sz w:val="28"/>
           <w:szCs w:val="28"/>
           <w:lang w:eastAsia="en-US"/>
@@ -2703,7 +2724,7 @@
           <w:szCs w:val="28"/>
           <w:lang w:eastAsia="en-US"/>
         </w:rPr>
-        <w:t>4*</w:t>
+        <w:t>4</w:t>
       </w:r>
       <w:r>
         <w:rPr>
@@ -2907,7 +2928,17 @@
           <w:szCs w:val="28"/>
           <w:lang w:eastAsia="en-US"/>
         </w:rPr>
-        <w:t xml:space="preserve">. На этапе генерации вам будет доступно превью, на котором можно изменить любые строчки субтитров и сделать </w:t>
+        <w:t xml:space="preserve">. На этапе генерации вам будет доступно превью, на котором можно изменить любые </w:t>
+      </w:r>
+      <w:r>
+        <w:rPr>
+          <w:rFonts w:ascii="Times New Roman" w:eastAsiaTheme="minorHAnsi" w:hAnsi="Times New Roman" w:cs="Times New Roman"/>
+          <w:sz w:val="28"/>
+          <w:szCs w:val="28"/>
+          <w:lang w:eastAsia="en-US"/>
+        </w:rPr>
+        <w:lastRenderedPageBreak/>
+        <w:t xml:space="preserve">строчки субтитров и сделать </w:t>
       </w:r>
       <w:r>
         <w:rPr>
@@ -2962,7 +2993,6 @@
           <w:szCs w:val="28"/>
           <w:lang w:eastAsia="en-US"/>
         </w:rPr>
-        <w:lastRenderedPageBreak/>
         <w:t xml:space="preserve">https://app.heygen.com/ </w:t>
       </w:r>
       <w:r>
@@ -3061,16 +3091,16 @@
           <w:szCs w:val="28"/>
           <w:lang w:eastAsia="en-US"/>
         </w:rPr>
-        <w:t>. Платформа позволяет пользователям генерировать высококачественные видеоролики из простых текстовых запросов.</w:t>
-      </w:r>
-      <w:r>
-        <w:rPr>
-          <w:rFonts w:ascii="Times New Roman" w:eastAsiaTheme="minorHAnsi" w:hAnsi="Times New Roman" w:cs="Times New Roman"/>
-          <w:sz w:val="28"/>
-          <w:szCs w:val="28"/>
-          <w:lang w:eastAsia="en-US"/>
-        </w:rPr>
-        <w:t xml:space="preserve"> (сейчас уже платная).</w:t>
+        <w:t>. Платформа позволяет пользователям генерировать высококачественные видеоролики из текстовых запросов.</w:t>
+      </w:r>
+      <w:r>
+        <w:rPr>
+          <w:rFonts w:ascii="Times New Roman" w:eastAsiaTheme="minorHAnsi" w:hAnsi="Times New Roman" w:cs="Times New Roman"/>
+          <w:sz w:val="28"/>
+          <w:szCs w:val="28"/>
+          <w:lang w:eastAsia="en-US"/>
+        </w:rPr>
+        <w:t xml:space="preserve"> (уже платная).</w:t>
       </w:r>
     </w:p>
     <w:p>
@@ -3884,8 +3914,8 @@
         </w:rPr>
         <w:drawing>
           <wp:inline distT="0" distB="0" distL="0" distR="0">
-            <wp:extent cx="3864990" cy="2067522"/>
-            <wp:effectExtent l="19050" t="0" r="2160" b="0"/>
+            <wp:extent cx="3538970" cy="1893122"/>
+            <wp:effectExtent l="19050" t="0" r="4330" b="0"/>
             <wp:docPr id="1" name="Рисунок 1"/>
             <wp:cNvGraphicFramePr>
               <a:graphicFrameLocks xmlns:a="http://schemas.openxmlformats.org/drawingml/2006/main" noChangeAspect="1"/>
@@ -3909,7 +3939,7 @@
                   <pic:spPr bwMode="auto">
                     <a:xfrm>
                       <a:off x="0" y="0"/>
-                      <a:ext cx="3864990" cy="2067522"/>
+                      <a:ext cx="3544202" cy="1895921"/>
                     </a:xfrm>
                     <a:prstGeom prst="rect">
                       <a:avLst/>

--- a/3срзсп/2 Создание сайта-визитки-видео.docx
+++ b/3срзсп/2 Создание сайта-визитки-видео.docx
@@ -307,7 +307,7 @@
           <w:szCs w:val="28"/>
           <w:lang w:eastAsia="en-US"/>
         </w:rPr>
-        <w:t>2</w:t>
+        <w:t>1</w:t>
       </w:r>
       <w:r>
         <w:rPr>
@@ -325,7 +325,7 @@
           <w:szCs w:val="28"/>
           <w:lang w:eastAsia="en-US"/>
         </w:rPr>
-        <w:t>ы</w:t>
+        <w:t>а</w:t>
       </w:r>
       <w:r>
         <w:rPr>
@@ -343,7 +343,7 @@
           <w:szCs w:val="28"/>
           <w:lang w:eastAsia="en-US"/>
         </w:rPr>
-        <w:t>ые</w:t>
+        <w:t>ая</w:t>
       </w:r>
       <w:r>
         <w:rPr>
@@ -1178,21 +1178,6 @@
         </w:rPr>
         <w:t>или узнаете в процессе выполнения задания</w:t>
       </w:r>
-    </w:p>
-    <w:p>
-      <w:pPr>
-        <w:pStyle w:val="a3"/>
-        <w:spacing w:after="0" w:line="240" w:lineRule="auto"/>
-        <w:ind w:left="0" w:firstLine="709"/>
-        <w:jc w:val="both"/>
-        <w:rPr>
-          <w:rFonts w:ascii="Times New Roman" w:eastAsiaTheme="minorHAnsi" w:hAnsi="Times New Roman" w:cs="Times New Roman"/>
-          <w:b/>
-          <w:sz w:val="28"/>
-          <w:szCs w:val="28"/>
-          <w:lang w:eastAsia="en-US"/>
-        </w:rPr>
-      </w:pPr>
     </w:p>
     <w:p>
       <w:pPr>
@@ -1587,12 +1572,70 @@
         <w:jc w:val="both"/>
         <w:rPr>
           <w:rFonts w:ascii="Times New Roman" w:eastAsiaTheme="minorHAnsi" w:hAnsi="Times New Roman" w:cs="Times New Roman"/>
-          <w:b/>
-          <w:sz w:val="28"/>
-          <w:szCs w:val="28"/>
-          <w:lang w:eastAsia="en-US"/>
-        </w:rPr>
-      </w:pPr>
+          <w:sz w:val="28"/>
+          <w:szCs w:val="28"/>
+          <w:lang w:eastAsia="en-US"/>
+        </w:rPr>
+      </w:pPr>
+      <w:r>
+        <w:rPr>
+          <w:rFonts w:ascii="Times New Roman" w:eastAsiaTheme="minorHAnsi" w:hAnsi="Times New Roman" w:cs="Times New Roman"/>
+          <w:b/>
+          <w:sz w:val="28"/>
+          <w:szCs w:val="28"/>
+          <w:lang w:eastAsia="en-US"/>
+        </w:rPr>
+        <w:t>Задание</w:t>
+      </w:r>
+      <w:r>
+        <w:rPr>
+          <w:rFonts w:ascii="Times New Roman" w:eastAsiaTheme="minorHAnsi" w:hAnsi="Times New Roman" w:cs="Times New Roman"/>
+          <w:b/>
+          <w:sz w:val="28"/>
+          <w:szCs w:val="28"/>
+          <w:lang w:eastAsia="en-US"/>
+        </w:rPr>
+        <w:t xml:space="preserve"> </w:t>
+      </w:r>
+      <w:r>
+        <w:rPr>
+          <w:rFonts w:ascii="Times New Roman" w:eastAsiaTheme="minorHAnsi" w:hAnsi="Times New Roman" w:cs="Times New Roman"/>
+          <w:b/>
+          <w:sz w:val="28"/>
+          <w:szCs w:val="28"/>
+          <w:lang w:eastAsia="en-US"/>
+        </w:rPr>
+        <w:t>3</w:t>
+      </w:r>
+      <w:r>
+        <w:rPr>
+          <w:rFonts w:ascii="Times New Roman" w:eastAsiaTheme="minorHAnsi" w:hAnsi="Times New Roman" w:cs="Times New Roman"/>
+          <w:b/>
+          <w:sz w:val="28"/>
+          <w:szCs w:val="28"/>
+          <w:lang w:eastAsia="en-US"/>
+        </w:rPr>
+        <w:t>.</w:t>
+      </w:r>
+      <w:r>
+        <w:rPr>
+          <w:rFonts w:ascii="Times New Roman" w:eastAsiaTheme="minorHAnsi" w:hAnsi="Times New Roman" w:cs="Times New Roman"/>
+          <w:sz w:val="28"/>
+          <w:szCs w:val="28"/>
+          <w:lang w:eastAsia="en-US"/>
+        </w:rPr>
+        <w:t xml:space="preserve"> </w:t>
+      </w:r>
+      <w:r>
+        <w:rPr>
+          <w:rFonts w:ascii="Times New Roman" w:eastAsiaTheme="minorHAnsi" w:hAnsi="Times New Roman" w:cs="Times New Roman"/>
+          <w:b/>
+          <w:sz w:val="28"/>
+          <w:szCs w:val="28"/>
+          <w:lang w:eastAsia="en-US"/>
+        </w:rPr>
+        <w:t>Изучить конструкторы и способы создания текстов для полиграфии</w:t>
+      </w:r>
     </w:p>
     <w:p>
       <w:pPr>
@@ -1608,6 +1651,192 @@
           <w:lang w:eastAsia="en-US"/>
         </w:rPr>
       </w:pPr>
+      <w:r>
+        <w:rPr>
+          <w:rFonts w:ascii="Times New Roman" w:eastAsiaTheme="minorHAnsi" w:hAnsi="Times New Roman" w:cs="Times New Roman"/>
+          <w:b/>
+          <w:color w:val="FF0000"/>
+          <w:sz w:val="28"/>
+          <w:szCs w:val="28"/>
+          <w:lang w:eastAsia="en-US"/>
+        </w:rPr>
+        <w:t>а)</w:t>
+      </w:r>
+      <w:r>
+        <w:rPr>
+          <w:rFonts w:ascii="Times New Roman" w:eastAsiaTheme="minorHAnsi" w:hAnsi="Times New Roman" w:cs="Times New Roman"/>
+          <w:sz w:val="28"/>
+          <w:szCs w:val="28"/>
+          <w:lang w:eastAsia="en-US"/>
+        </w:rPr>
+        <w:t xml:space="preserve"> </w:t>
+      </w:r>
+      <w:r>
+        <w:rPr>
+          <w:rFonts w:ascii="Times New Roman" w:eastAsiaTheme="minorHAnsi" w:hAnsi="Times New Roman" w:cs="Times New Roman"/>
+          <w:sz w:val="28"/>
+          <w:szCs w:val="28"/>
+          <w:lang w:eastAsia="en-US"/>
+        </w:rPr>
+        <w:t>Разработать дизайн полиграфической продукции (визитка, листовка или флаер) для продвижения конкретного сервиса/услуги</w:t>
+      </w:r>
+      <w:r>
+        <w:rPr>
+          <w:rFonts w:ascii="Times New Roman" w:eastAsiaTheme="minorHAnsi" w:hAnsi="Times New Roman" w:cs="Times New Roman"/>
+          <w:sz w:val="28"/>
+          <w:szCs w:val="28"/>
+          <w:lang w:eastAsia="en-US"/>
+        </w:rPr>
+        <w:t>/бизнеса или мероприятия</w:t>
+      </w:r>
+      <w:r>
+        <w:rPr>
+          <w:rFonts w:ascii="Times New Roman" w:eastAsiaTheme="minorHAnsi" w:hAnsi="Times New Roman" w:cs="Times New Roman"/>
+          <w:sz w:val="28"/>
+          <w:szCs w:val="28"/>
+          <w:lang w:eastAsia="en-US"/>
+        </w:rPr>
+        <w:t xml:space="preserve">. </w:t>
+      </w:r>
+      <w:r>
+        <w:rPr>
+          <w:rFonts w:ascii="Times New Roman" w:eastAsiaTheme="minorHAnsi" w:hAnsi="Times New Roman" w:cs="Times New Roman"/>
+          <w:sz w:val="28"/>
+          <w:szCs w:val="28"/>
+          <w:lang w:eastAsia="en-US"/>
+        </w:rPr>
+        <w:t>Создать дизайн визитки</w:t>
+      </w:r>
+      <w:r>
+        <w:rPr>
+          <w:rFonts w:ascii="Times New Roman" w:eastAsiaTheme="minorHAnsi" w:hAnsi="Times New Roman" w:cs="Times New Roman"/>
+          <w:sz w:val="28"/>
+          <w:szCs w:val="28"/>
+          <w:lang w:eastAsia="en-US"/>
+        </w:rPr>
+        <w:t>, листовки или</w:t>
+      </w:r>
+      <w:r>
+        <w:rPr>
+          <w:rFonts w:ascii="Times New Roman" w:eastAsiaTheme="minorHAnsi" w:hAnsi="Times New Roman" w:cs="Times New Roman"/>
+          <w:sz w:val="28"/>
+          <w:szCs w:val="28"/>
+          <w:lang w:eastAsia="en-US"/>
+        </w:rPr>
+        <w:t xml:space="preserve"> </w:t>
+      </w:r>
+      <w:r>
+        <w:rPr>
+          <w:rFonts w:ascii="Times New Roman" w:eastAsiaTheme="minorHAnsi" w:hAnsi="Times New Roman" w:cs="Times New Roman"/>
+          <w:sz w:val="28"/>
+          <w:szCs w:val="28"/>
+          <w:lang w:eastAsia="en-US"/>
+        </w:rPr>
+        <w:t>флаера</w:t>
+      </w:r>
+      <w:r>
+        <w:rPr>
+          <w:rFonts w:ascii="Times New Roman" w:eastAsiaTheme="minorHAnsi" w:hAnsi="Times New Roman" w:cs="Times New Roman"/>
+          <w:sz w:val="28"/>
+          <w:szCs w:val="28"/>
+          <w:lang w:eastAsia="en-US"/>
+        </w:rPr>
+        <w:t xml:space="preserve">, который будет привлекательным для </w:t>
+      </w:r>
+      <w:r>
+        <w:rPr>
+          <w:rFonts w:ascii="Times New Roman" w:eastAsiaTheme="minorHAnsi" w:hAnsi="Times New Roman" w:cs="Times New Roman"/>
+          <w:sz w:val="28"/>
+          <w:szCs w:val="28"/>
+          <w:lang w:eastAsia="en-US"/>
+        </w:rPr>
+        <w:t>конкретной</w:t>
+      </w:r>
+      <w:r>
+        <w:rPr>
+          <w:rFonts w:ascii="Times New Roman" w:eastAsiaTheme="minorHAnsi" w:hAnsi="Times New Roman" w:cs="Times New Roman"/>
+          <w:sz w:val="28"/>
+          <w:szCs w:val="28"/>
+          <w:lang w:eastAsia="en-US"/>
+        </w:rPr>
+        <w:t xml:space="preserve"> целевой аудитории (</w:t>
+      </w:r>
+      <w:r>
+        <w:rPr>
+          <w:rFonts w:ascii="Times New Roman" w:eastAsiaTheme="minorHAnsi" w:hAnsi="Times New Roman" w:cs="Times New Roman"/>
+          <w:sz w:val="28"/>
+          <w:szCs w:val="28"/>
+          <w:lang w:eastAsia="en-US"/>
+        </w:rPr>
+        <w:t xml:space="preserve">для создания можете использовать сервисы в сети Интернет: </w:t>
+      </w:r>
+      <w:r>
+        <w:rPr>
+          <w:rFonts w:ascii="Times New Roman" w:eastAsiaTheme="minorHAnsi" w:hAnsi="Times New Roman" w:cs="Times New Roman"/>
+          <w:b/>
+          <w:sz w:val="28"/>
+          <w:szCs w:val="28"/>
+          <w:lang w:val="en-US" w:eastAsia="en-US"/>
+        </w:rPr>
+        <w:t>wilda</w:t>
+      </w:r>
+      <w:r>
+        <w:rPr>
+          <w:rFonts w:ascii="Times New Roman" w:eastAsiaTheme="minorHAnsi" w:hAnsi="Times New Roman" w:cs="Times New Roman"/>
+          <w:b/>
+          <w:sz w:val="28"/>
+          <w:szCs w:val="28"/>
+          <w:lang w:eastAsia="en-US"/>
+        </w:rPr>
+        <w:t>.</w:t>
+      </w:r>
+      <w:r>
+        <w:rPr>
+          <w:rFonts w:ascii="Times New Roman" w:eastAsiaTheme="minorHAnsi" w:hAnsi="Times New Roman" w:cs="Times New Roman"/>
+          <w:b/>
+          <w:sz w:val="28"/>
+          <w:szCs w:val="28"/>
+          <w:lang w:val="en-US" w:eastAsia="en-US"/>
+        </w:rPr>
+        <w:t>ru</w:t>
+      </w:r>
+      <w:r>
+        <w:rPr>
+          <w:rFonts w:ascii="Times New Roman" w:eastAsiaTheme="minorHAnsi" w:hAnsi="Times New Roman" w:cs="Times New Roman"/>
+          <w:sz w:val="28"/>
+          <w:szCs w:val="28"/>
+          <w:lang w:eastAsia="en-US"/>
+        </w:rPr>
+        <w:t xml:space="preserve">, </w:t>
+      </w:r>
+      <w:r>
+        <w:rPr>
+          <w:rFonts w:ascii="Times New Roman" w:eastAsiaTheme="minorHAnsi" w:hAnsi="Times New Roman" w:cs="Times New Roman"/>
+          <w:b/>
+          <w:sz w:val="28"/>
+          <w:szCs w:val="28"/>
+          <w:lang w:eastAsia="en-US"/>
+        </w:rPr>
+        <w:t>printut.com</w:t>
+      </w:r>
+      <w:r>
+        <w:rPr>
+          <w:rFonts w:ascii="Times New Roman" w:eastAsiaTheme="minorHAnsi" w:hAnsi="Times New Roman" w:cs="Times New Roman"/>
+          <w:sz w:val="28"/>
+          <w:szCs w:val="28"/>
+          <w:lang w:eastAsia="en-US"/>
+        </w:rPr>
+        <w:t xml:space="preserve"> </w:t>
+      </w:r>
+      <w:r>
+        <w:rPr>
+          <w:rFonts w:ascii="Times New Roman" w:eastAsiaTheme="minorHAnsi" w:hAnsi="Times New Roman" w:cs="Times New Roman"/>
+          <w:sz w:val="28"/>
+          <w:szCs w:val="28"/>
+          <w:lang w:eastAsia="en-US"/>
+        </w:rPr>
+        <w:t>и пр.).</w:t>
+      </w:r>
     </w:p>
     <w:p>
       <w:pPr>
@@ -1618,340 +1847,21 @@
         <w:rPr>
           <w:rFonts w:ascii="Times New Roman" w:eastAsiaTheme="minorHAnsi" w:hAnsi="Times New Roman" w:cs="Times New Roman"/>
           <w:b/>
-          <w:sz w:val="28"/>
-          <w:szCs w:val="28"/>
-          <w:lang w:eastAsia="en-US"/>
-        </w:rPr>
-      </w:pPr>
-    </w:p>
-    <w:p>
-      <w:pPr>
-        <w:pStyle w:val="a3"/>
-        <w:spacing w:after="0" w:line="240" w:lineRule="auto"/>
-        <w:ind w:left="0" w:firstLine="709"/>
-        <w:jc w:val="both"/>
-        <w:rPr>
-          <w:rFonts w:ascii="Times New Roman" w:eastAsiaTheme="minorHAnsi" w:hAnsi="Times New Roman" w:cs="Times New Roman"/>
-          <w:b/>
-          <w:sz w:val="28"/>
-          <w:szCs w:val="28"/>
-          <w:lang w:eastAsia="en-US"/>
-        </w:rPr>
-      </w:pPr>
-    </w:p>
-    <w:p>
-      <w:pPr>
-        <w:pStyle w:val="a3"/>
-        <w:spacing w:after="0" w:line="240" w:lineRule="auto"/>
-        <w:ind w:left="0" w:firstLine="709"/>
-        <w:jc w:val="both"/>
-        <w:rPr>
-          <w:rFonts w:ascii="Times New Roman" w:eastAsiaTheme="minorHAnsi" w:hAnsi="Times New Roman" w:cs="Times New Roman"/>
-          <w:b/>
-          <w:sz w:val="28"/>
-          <w:szCs w:val="28"/>
-          <w:lang w:eastAsia="en-US"/>
-        </w:rPr>
-      </w:pPr>
-    </w:p>
-    <w:p>
-      <w:pPr>
-        <w:pStyle w:val="a3"/>
-        <w:spacing w:after="0" w:line="240" w:lineRule="auto"/>
-        <w:ind w:left="0" w:firstLine="709"/>
-        <w:jc w:val="both"/>
-        <w:rPr>
-          <w:rFonts w:ascii="Times New Roman" w:eastAsiaTheme="minorHAnsi" w:hAnsi="Times New Roman" w:cs="Times New Roman"/>
-          <w:sz w:val="28"/>
-          <w:szCs w:val="28"/>
-          <w:lang w:eastAsia="en-US"/>
-        </w:rPr>
-      </w:pPr>
-      <w:r>
-        <w:rPr>
-          <w:rFonts w:ascii="Times New Roman" w:eastAsiaTheme="minorHAnsi" w:hAnsi="Times New Roman" w:cs="Times New Roman"/>
-          <w:b/>
+          <w:i/>
+          <w:sz w:val="28"/>
+          <w:szCs w:val="28"/>
+          <w:lang w:eastAsia="en-US"/>
+        </w:rPr>
+      </w:pPr>
+      <w:r>
+        <w:rPr>
+          <w:rFonts w:ascii="Times New Roman" w:eastAsiaTheme="minorHAnsi" w:hAnsi="Times New Roman" w:cs="Times New Roman"/>
+          <w:i/>
           <w:sz w:val="28"/>
           <w:szCs w:val="28"/>
           <w:lang w:eastAsia="en-US"/>
         </w:rPr>
         <w:lastRenderedPageBreak/>
-        <w:t>Задание</w:t>
-      </w:r>
-      <w:r>
-        <w:rPr>
-          <w:rFonts w:ascii="Times New Roman" w:eastAsiaTheme="minorHAnsi" w:hAnsi="Times New Roman" w:cs="Times New Roman"/>
-          <w:b/>
-          <w:sz w:val="28"/>
-          <w:szCs w:val="28"/>
-          <w:lang w:eastAsia="en-US"/>
-        </w:rPr>
-        <w:t xml:space="preserve"> </w:t>
-      </w:r>
-      <w:r>
-        <w:rPr>
-          <w:rFonts w:ascii="Times New Roman" w:eastAsiaTheme="minorHAnsi" w:hAnsi="Times New Roman" w:cs="Times New Roman"/>
-          <w:b/>
-          <w:sz w:val="28"/>
-          <w:szCs w:val="28"/>
-          <w:lang w:eastAsia="en-US"/>
-        </w:rPr>
-        <w:t>3</w:t>
-      </w:r>
-      <w:r>
-        <w:rPr>
-          <w:rFonts w:ascii="Times New Roman" w:eastAsiaTheme="minorHAnsi" w:hAnsi="Times New Roman" w:cs="Times New Roman"/>
-          <w:b/>
-          <w:sz w:val="28"/>
-          <w:szCs w:val="28"/>
-          <w:lang w:eastAsia="en-US"/>
-        </w:rPr>
-        <w:t>.</w:t>
-      </w:r>
-      <w:r>
-        <w:rPr>
-          <w:rFonts w:ascii="Times New Roman" w:eastAsiaTheme="minorHAnsi" w:hAnsi="Times New Roman" w:cs="Times New Roman"/>
-          <w:sz w:val="28"/>
-          <w:szCs w:val="28"/>
-          <w:lang w:eastAsia="en-US"/>
-        </w:rPr>
-        <w:t xml:space="preserve"> </w:t>
-      </w:r>
-      <w:r>
-        <w:rPr>
-          <w:rFonts w:ascii="Times New Roman" w:eastAsiaTheme="minorHAnsi" w:hAnsi="Times New Roman" w:cs="Times New Roman"/>
-          <w:b/>
-          <w:sz w:val="28"/>
-          <w:szCs w:val="28"/>
-          <w:lang w:eastAsia="en-US"/>
-        </w:rPr>
-        <w:t>Изучить конструкторы и способы создания текстов для полиграфии</w:t>
-      </w:r>
-    </w:p>
-    <w:p>
-      <w:pPr>
-        <w:pStyle w:val="a3"/>
-        <w:spacing w:after="0" w:line="240" w:lineRule="auto"/>
-        <w:ind w:left="0" w:firstLine="709"/>
-        <w:jc w:val="both"/>
-        <w:rPr>
-          <w:rFonts w:ascii="Times New Roman" w:eastAsiaTheme="minorHAnsi" w:hAnsi="Times New Roman" w:cs="Times New Roman"/>
-          <w:b/>
-          <w:sz w:val="28"/>
-          <w:szCs w:val="28"/>
-          <w:lang w:eastAsia="en-US"/>
-        </w:rPr>
-      </w:pPr>
-      <w:r>
-        <w:rPr>
-          <w:rFonts w:ascii="Times New Roman" w:eastAsiaTheme="minorHAnsi" w:hAnsi="Times New Roman" w:cs="Times New Roman"/>
-          <w:b/>
-          <w:color w:val="FF0000"/>
-          <w:sz w:val="28"/>
-          <w:szCs w:val="28"/>
-          <w:lang w:eastAsia="en-US"/>
-        </w:rPr>
-        <w:t>а)</w:t>
-      </w:r>
-      <w:r>
-        <w:rPr>
-          <w:rFonts w:ascii="Times New Roman" w:eastAsiaTheme="minorHAnsi" w:hAnsi="Times New Roman" w:cs="Times New Roman"/>
-          <w:sz w:val="28"/>
-          <w:szCs w:val="28"/>
-          <w:lang w:eastAsia="en-US"/>
-        </w:rPr>
-        <w:t xml:space="preserve"> </w:t>
-      </w:r>
-      <w:r>
-        <w:rPr>
-          <w:rFonts w:ascii="Times New Roman" w:eastAsiaTheme="minorHAnsi" w:hAnsi="Times New Roman" w:cs="Times New Roman"/>
-          <w:sz w:val="28"/>
-          <w:szCs w:val="28"/>
-          <w:lang w:eastAsia="en-US"/>
-        </w:rPr>
-        <w:t>Разработать дизайн полиграфической продукции (визитка, листовка или флаер) для продвижения конкретного сервиса/услуги</w:t>
-      </w:r>
-      <w:r>
-        <w:rPr>
-          <w:rFonts w:ascii="Times New Roman" w:eastAsiaTheme="minorHAnsi" w:hAnsi="Times New Roman" w:cs="Times New Roman"/>
-          <w:sz w:val="28"/>
-          <w:szCs w:val="28"/>
-          <w:lang w:eastAsia="en-US"/>
-        </w:rPr>
-        <w:t>/бизнеса или мероприятия</w:t>
-      </w:r>
-      <w:r>
-        <w:rPr>
-          <w:rFonts w:ascii="Times New Roman" w:eastAsiaTheme="minorHAnsi" w:hAnsi="Times New Roman" w:cs="Times New Roman"/>
-          <w:sz w:val="28"/>
-          <w:szCs w:val="28"/>
-          <w:lang w:eastAsia="en-US"/>
-        </w:rPr>
-        <w:t xml:space="preserve">. </w:t>
-      </w:r>
-      <w:r>
-        <w:rPr>
-          <w:rFonts w:ascii="Times New Roman" w:eastAsiaTheme="minorHAnsi" w:hAnsi="Times New Roman" w:cs="Times New Roman"/>
-          <w:sz w:val="28"/>
-          <w:szCs w:val="28"/>
-          <w:lang w:eastAsia="en-US"/>
-        </w:rPr>
-        <w:t>Создать дизайн визитки</w:t>
-      </w:r>
-      <w:r>
-        <w:rPr>
-          <w:rFonts w:ascii="Times New Roman" w:eastAsiaTheme="minorHAnsi" w:hAnsi="Times New Roman" w:cs="Times New Roman"/>
-          <w:sz w:val="28"/>
-          <w:szCs w:val="28"/>
-          <w:lang w:eastAsia="en-US"/>
-        </w:rPr>
-        <w:t>, листовки или</w:t>
-      </w:r>
-      <w:r>
-        <w:rPr>
-          <w:rFonts w:ascii="Times New Roman" w:eastAsiaTheme="minorHAnsi" w:hAnsi="Times New Roman" w:cs="Times New Roman"/>
-          <w:sz w:val="28"/>
-          <w:szCs w:val="28"/>
-          <w:lang w:eastAsia="en-US"/>
-        </w:rPr>
-        <w:t xml:space="preserve"> </w:t>
-      </w:r>
-      <w:r>
-        <w:rPr>
-          <w:rFonts w:ascii="Times New Roman" w:eastAsiaTheme="minorHAnsi" w:hAnsi="Times New Roman" w:cs="Times New Roman"/>
-          <w:sz w:val="28"/>
-          <w:szCs w:val="28"/>
-          <w:lang w:eastAsia="en-US"/>
-        </w:rPr>
-        <w:t>флаера</w:t>
-      </w:r>
-      <w:r>
-        <w:rPr>
-          <w:rFonts w:ascii="Times New Roman" w:eastAsiaTheme="minorHAnsi" w:hAnsi="Times New Roman" w:cs="Times New Roman"/>
-          <w:sz w:val="28"/>
-          <w:szCs w:val="28"/>
-          <w:lang w:eastAsia="en-US"/>
-        </w:rPr>
-        <w:t xml:space="preserve">, который будет привлекательным для </w:t>
-      </w:r>
-      <w:r>
-        <w:rPr>
-          <w:rFonts w:ascii="Times New Roman" w:eastAsiaTheme="minorHAnsi" w:hAnsi="Times New Roman" w:cs="Times New Roman"/>
-          <w:sz w:val="28"/>
-          <w:szCs w:val="28"/>
-          <w:lang w:eastAsia="en-US"/>
-        </w:rPr>
-        <w:t>конкретной</w:t>
-      </w:r>
-      <w:r>
-        <w:rPr>
-          <w:rFonts w:ascii="Times New Roman" w:eastAsiaTheme="minorHAnsi" w:hAnsi="Times New Roman" w:cs="Times New Roman"/>
-          <w:sz w:val="28"/>
-          <w:szCs w:val="28"/>
-          <w:lang w:eastAsia="en-US"/>
-        </w:rPr>
-        <w:t xml:space="preserve"> целевой аудитории (</w:t>
-      </w:r>
-      <w:r>
-        <w:rPr>
-          <w:rFonts w:ascii="Times New Roman" w:eastAsiaTheme="minorHAnsi" w:hAnsi="Times New Roman" w:cs="Times New Roman"/>
-          <w:sz w:val="28"/>
-          <w:szCs w:val="28"/>
-          <w:lang w:eastAsia="en-US"/>
-        </w:rPr>
-        <w:t xml:space="preserve">для создания можете использовать сервисы в сети Интернет: </w:t>
-      </w:r>
-      <w:r>
-        <w:rPr>
-          <w:rFonts w:ascii="Times New Roman" w:eastAsiaTheme="minorHAnsi" w:hAnsi="Times New Roman" w:cs="Times New Roman"/>
-          <w:b/>
-          <w:sz w:val="28"/>
-          <w:szCs w:val="28"/>
-          <w:lang w:val="en-US" w:eastAsia="en-US"/>
-        </w:rPr>
-        <w:t>wilda</w:t>
-      </w:r>
-      <w:r>
-        <w:rPr>
-          <w:rFonts w:ascii="Times New Roman" w:eastAsiaTheme="minorHAnsi" w:hAnsi="Times New Roman" w:cs="Times New Roman"/>
-          <w:b/>
-          <w:sz w:val="28"/>
-          <w:szCs w:val="28"/>
-          <w:lang w:eastAsia="en-US"/>
-        </w:rPr>
-        <w:t>.</w:t>
-      </w:r>
-      <w:r>
-        <w:rPr>
-          <w:rFonts w:ascii="Times New Roman" w:eastAsiaTheme="minorHAnsi" w:hAnsi="Times New Roman" w:cs="Times New Roman"/>
-          <w:b/>
-          <w:sz w:val="28"/>
-          <w:szCs w:val="28"/>
-          <w:lang w:val="en-US" w:eastAsia="en-US"/>
-        </w:rPr>
-        <w:t>ru</w:t>
-      </w:r>
-      <w:r>
-        <w:rPr>
-          <w:rFonts w:ascii="Times New Roman" w:eastAsiaTheme="minorHAnsi" w:hAnsi="Times New Roman" w:cs="Times New Roman"/>
-          <w:sz w:val="28"/>
-          <w:szCs w:val="28"/>
-          <w:lang w:eastAsia="en-US"/>
-        </w:rPr>
-        <w:t xml:space="preserve">, </w:t>
-      </w:r>
-      <w:r>
-        <w:rPr>
-          <w:rFonts w:ascii="Times New Roman" w:eastAsiaTheme="minorHAnsi" w:hAnsi="Times New Roman" w:cs="Times New Roman"/>
-          <w:b/>
-          <w:sz w:val="28"/>
-          <w:szCs w:val="28"/>
-          <w:lang w:eastAsia="en-US"/>
-        </w:rPr>
-        <w:t>printut.com</w:t>
-      </w:r>
-      <w:r>
-        <w:rPr>
-          <w:rFonts w:ascii="Times New Roman" w:eastAsiaTheme="minorHAnsi" w:hAnsi="Times New Roman" w:cs="Times New Roman"/>
-          <w:sz w:val="28"/>
-          <w:szCs w:val="28"/>
-          <w:lang w:eastAsia="en-US"/>
-        </w:rPr>
-        <w:t xml:space="preserve"> </w:t>
-      </w:r>
-      <w:r>
-        <w:rPr>
-          <w:rFonts w:ascii="Times New Roman" w:eastAsiaTheme="minorHAnsi" w:hAnsi="Times New Roman" w:cs="Times New Roman"/>
-          <w:sz w:val="28"/>
-          <w:szCs w:val="28"/>
-          <w:lang w:eastAsia="en-US"/>
-        </w:rPr>
-        <w:t>и пр.).</w:t>
-      </w:r>
-    </w:p>
-    <w:p>
-      <w:pPr>
-        <w:pStyle w:val="a3"/>
-        <w:spacing w:after="0" w:line="240" w:lineRule="auto"/>
-        <w:ind w:left="0" w:firstLine="709"/>
-        <w:jc w:val="both"/>
-        <w:rPr>
-          <w:rFonts w:ascii="Times New Roman" w:eastAsiaTheme="minorHAnsi" w:hAnsi="Times New Roman" w:cs="Times New Roman"/>
-          <w:b/>
-          <w:i/>
-          <w:sz w:val="28"/>
-          <w:szCs w:val="28"/>
-          <w:lang w:eastAsia="en-US"/>
-        </w:rPr>
-      </w:pPr>
-      <w:r>
-        <w:rPr>
-          <w:rFonts w:ascii="Times New Roman" w:eastAsiaTheme="minorHAnsi" w:hAnsi="Times New Roman" w:cs="Times New Roman"/>
-          <w:i/>
-          <w:sz w:val="28"/>
-          <w:szCs w:val="28"/>
-          <w:lang w:eastAsia="en-US"/>
-        </w:rPr>
         <w:t xml:space="preserve">Для создания изображений на своей листовке </w:t>
       </w:r>
       <w:r>
@@ -2928,17 +2838,7 @@
           <w:szCs w:val="28"/>
           <w:lang w:eastAsia="en-US"/>
         </w:rPr>
-        <w:t xml:space="preserve">. На этапе генерации вам будет доступно превью, на котором можно изменить любые </w:t>
-      </w:r>
-      <w:r>
-        <w:rPr>
-          <w:rFonts w:ascii="Times New Roman" w:eastAsiaTheme="minorHAnsi" w:hAnsi="Times New Roman" w:cs="Times New Roman"/>
-          <w:sz w:val="28"/>
-          <w:szCs w:val="28"/>
-          <w:lang w:eastAsia="en-US"/>
-        </w:rPr>
-        <w:lastRenderedPageBreak/>
-        <w:t xml:space="preserve">строчки субтитров и сделать </w:t>
+        <w:t xml:space="preserve">. На этапе генерации вам будет доступно превью, на котором можно изменить любые строчки субтитров и сделать </w:t>
       </w:r>
       <w:r>
         <w:rPr>
@@ -3031,6 +2931,7 @@
           <w:szCs w:val="28"/>
           <w:lang w:eastAsia="en-US"/>
         </w:rPr>
+        <w:lastRenderedPageBreak/>
         <w:t>Hailuo AI (</w:t>
       </w:r>
       <w:r>
